--- a/documento/Termo de Adesão - PJ.docx
+++ b/documento/Termo de Adesão - PJ.docx
@@ -289,13 +289,15 @@
         <w:rPr>
           <w:rFonts w:ascii="Tahoma" w:eastAsia="Arial Unicode MS" w:hAnsi="Tahoma" w:cs="Tahoma"/>
           <w:b/>
-          <w:sz w:val="16"/>
-          <w:szCs w:val="16"/>
-        </w:rPr>
-      </w:pPr>
-      <w:r>
-        <w:rPr>
-          <w:rFonts w:ascii="Tahoma" w:eastAsia="Arial Unicode MS" w:hAnsi="Tahoma" w:cs="Tahoma"/>
+          <w:color w:val="000000" w:themeColor="text1"/>
+          <w:sz w:val="16"/>
+          <w:szCs w:val="16"/>
+        </w:rPr>
+      </w:pPr>
+      <w:r>
+        <w:rPr>
+          <w:rFonts w:ascii="Tahoma" w:eastAsia="Arial Unicode MS" w:hAnsi="Tahoma" w:cs="Tahoma"/>
+          <w:color w:val="000000" w:themeColor="text1"/>
           <w:sz w:val="16"/>
           <w:szCs w:val="16"/>
         </w:rPr>
@@ -304,6 +306,7 @@
       <w:r>
         <w:rPr>
           <w:rFonts w:ascii="Tahoma" w:eastAsia="Arial Unicode MS" w:hAnsi="Tahoma" w:cs="Tahoma"/>
+          <w:color w:val="000000" w:themeColor="text1"/>
           <w:sz w:val="16"/>
           <w:szCs w:val="16"/>
         </w:rPr>
@@ -312,6 +315,7 @@
       <w:r>
         <w:rPr>
           <w:rFonts w:ascii="Tahoma" w:eastAsia="Arial Unicode MS" w:hAnsi="Tahoma" w:cs="Tahoma"/>
+          <w:color w:val="000000" w:themeColor="text1"/>
           <w:sz w:val="16"/>
           <w:szCs w:val="16"/>
         </w:rPr>
@@ -320,6 +324,7 @@
       <w:r>
         <w:rPr>
           <w:rFonts w:ascii="Tahoma" w:eastAsia="Arial Unicode MS" w:hAnsi="Tahoma" w:cs="Tahoma"/>
+          <w:color w:val="000000" w:themeColor="text1"/>
           <w:sz w:val="16"/>
           <w:szCs w:val="16"/>
         </w:rPr>
@@ -328,6 +333,7 @@
       <w:r>
         <w:rPr>
           <w:rFonts w:ascii="Tahoma" w:eastAsia="Arial Unicode MS" w:hAnsi="Tahoma" w:cs="Tahoma"/>
+          <w:color w:val="000000" w:themeColor="text1"/>
           <w:sz w:val="16"/>
           <w:szCs w:val="16"/>
         </w:rPr>
@@ -336,83 +342,16 @@
       <w:r>
         <w:rPr>
           <w:rFonts w:ascii="Tahoma" w:eastAsia="Arial Unicode MS" w:hAnsi="Tahoma" w:cs="Tahoma"/>
-          <w:color w:val="EE0000"/>
-          <w:sz w:val="16"/>
-          <w:szCs w:val="16"/>
-        </w:rPr>
-        <w:t>&lt;termo/</w:t>
-      </w:r>
-      <w:proofErr w:type="spellStart"/>
-      <w:r>
-        <w:rPr>
-          <w:rFonts w:ascii="Tahoma" w:eastAsia="Arial Unicode MS" w:hAnsi="Tahoma" w:cs="Tahoma"/>
-          <w:color w:val="EE0000"/>
-          <w:sz w:val="16"/>
-          <w:szCs w:val="16"/>
-        </w:rPr>
-        <w:t>inicio</w:t>
-      </w:r>
-      <w:proofErr w:type="spellEnd"/>
-      <w:r>
-        <w:rPr>
-          <w:rFonts w:ascii="Tahoma" w:eastAsia="Arial Unicode MS" w:hAnsi="Tahoma" w:cs="Tahoma"/>
-          <w:color w:val="EE0000"/>
-          <w:sz w:val="16"/>
-          <w:szCs w:val="16"/>
-        </w:rPr>
-        <w:t xml:space="preserve"> de </w:t>
-      </w:r>
-      <w:proofErr w:type="spellStart"/>
-      <w:r>
-        <w:rPr>
-          <w:rFonts w:ascii="Tahoma" w:eastAsia="Arial Unicode MS" w:hAnsi="Tahoma" w:cs="Tahoma"/>
-          <w:color w:val="EE0000"/>
-          <w:sz w:val="16"/>
-          <w:szCs w:val="16"/>
-        </w:rPr>
-        <w:t>vigencia</w:t>
-      </w:r>
-      <w:proofErr w:type="spellEnd"/>
-      <w:r>
-        <w:rPr>
-          <w:rFonts w:ascii="Tahoma" w:eastAsia="Arial Unicode MS" w:hAnsi="Tahoma" w:cs="Tahoma"/>
-          <w:color w:val="EE0000"/>
-          <w:sz w:val="16"/>
-          <w:szCs w:val="16"/>
-        </w:rPr>
-        <w:t>/</w:t>
-      </w:r>
-      <w:proofErr w:type="spellStart"/>
-      <w:r>
-        <w:rPr>
-          <w:rFonts w:ascii="Tahoma" w:eastAsia="Arial Unicode MS" w:hAnsi="Tahoma" w:cs="Tahoma"/>
-          <w:color w:val="EE0000"/>
-          <w:sz w:val="16"/>
-          <w:szCs w:val="16"/>
-        </w:rPr>
-        <w:t>por_extenso</w:t>
-      </w:r>
-      <w:proofErr w:type="spellEnd"/>
-      <w:r>
-        <w:rPr>
-          <w:rFonts w:ascii="Tahoma" w:eastAsia="Arial Unicode MS" w:hAnsi="Tahoma" w:cs="Tahoma"/>
-          <w:color w:val="EE0000"/>
-          <w:sz w:val="16"/>
-          <w:szCs w:val="16"/>
-        </w:rPr>
-        <w:t>&gt;</w:t>
-      </w:r>
-      <w:r>
-        <w:rPr>
-          <w:rFonts w:ascii="Tahoma" w:eastAsia="Arial Unicode MS" w:hAnsi="Tahoma" w:cs="Tahoma"/>
-          <w:sz w:val="16"/>
-          <w:szCs w:val="16"/>
-        </w:rPr>
-        <w:t xml:space="preserve">, </w:t>
-      </w:r>
-      <w:r>
-        <w:rPr>
-          <w:rFonts w:ascii="Tahoma" w:eastAsia="Arial Unicode MS" w:hAnsi="Tahoma" w:cs="Tahoma"/>
+          <w:color w:val="000000" w:themeColor="text1"/>
+          <w:sz w:val="16"/>
+          <w:szCs w:val="16"/>
+        </w:rPr>
+        <w:t xml:space="preserve">&lt;termo/inicio de vigencia/por_extenso&gt;, </w:t>
+      </w:r>
+      <w:r>
+        <w:rPr>
+          <w:rFonts w:ascii="Tahoma" w:eastAsia="Arial Unicode MS" w:hAnsi="Tahoma" w:cs="Tahoma"/>
+          <w:color w:val="000000" w:themeColor="text1"/>
           <w:sz w:val="16"/>
           <w:szCs w:val="16"/>
         </w:rPr>
@@ -421,6 +360,7 @@
       <w:r>
         <w:rPr>
           <w:rFonts w:ascii="Tahoma" w:eastAsia="Arial Unicode MS" w:hAnsi="Tahoma" w:cs="Tahoma"/>
+          <w:color w:val="000000" w:themeColor="text1"/>
           <w:sz w:val="16"/>
           <w:szCs w:val="16"/>
         </w:rPr>
@@ -430,6 +370,7 @@
         <w:rPr>
           <w:rFonts w:ascii="Tahoma" w:eastAsia="Arial Unicode MS" w:hAnsi="Tahoma" w:cs="Tahoma"/>
           <w:b/>
+          <w:color w:val="000000" w:themeColor="text1"/>
           <w:sz w:val="16"/>
           <w:szCs w:val="16"/>
         </w:rPr>
@@ -438,6 +379,7 @@
       <w:r>
         <w:rPr>
           <w:rFonts w:ascii="Tahoma" w:eastAsia="Arial Unicode MS" w:hAnsi="Tahoma" w:cs="Tahoma"/>
+          <w:color w:val="000000" w:themeColor="text1"/>
           <w:sz w:val="16"/>
           <w:szCs w:val="16"/>
         </w:rPr>
@@ -447,6 +389,7 @@
         <w:rPr>
           <w:rFonts w:ascii="Tahoma" w:eastAsia="Arial Unicode MS" w:hAnsi="Tahoma" w:cs="Tahoma"/>
           <w:b/>
+          <w:color w:val="000000" w:themeColor="text1"/>
           <w:sz w:val="16"/>
           <w:szCs w:val="16"/>
         </w:rPr>
@@ -456,6 +399,7 @@
         <w:rPr>
           <w:rFonts w:ascii="Tahoma" w:eastAsia="Arial Unicode MS" w:hAnsi="Tahoma" w:cs="Tahoma"/>
           <w:b/>
+          <w:color w:val="000000" w:themeColor="text1"/>
           <w:sz w:val="16"/>
           <w:szCs w:val="16"/>
         </w:rPr>
@@ -464,6 +408,7 @@
       <w:r>
         <w:rPr>
           <w:rFonts w:ascii="Tahoma" w:eastAsia="Arial Unicode MS" w:hAnsi="Tahoma" w:cs="Tahoma"/>
+          <w:color w:val="000000" w:themeColor="text1"/>
           <w:sz w:val="16"/>
           <w:szCs w:val="16"/>
         </w:rPr>
@@ -473,6 +418,7 @@
         <w:rPr>
           <w:rFonts w:ascii="Tahoma" w:eastAsia="Arial Unicode MS" w:hAnsi="Tahoma" w:cs="Tahoma"/>
           <w:b/>
+          <w:color w:val="000000" w:themeColor="text1"/>
           <w:sz w:val="16"/>
           <w:szCs w:val="16"/>
         </w:rPr>
@@ -481,6 +427,7 @@
       <w:r>
         <w:rPr>
           <w:rFonts w:ascii="Tahoma" w:eastAsia="Arial Unicode MS" w:hAnsi="Tahoma" w:cs="Tahoma"/>
+          <w:color w:val="000000" w:themeColor="text1"/>
           <w:sz w:val="16"/>
           <w:szCs w:val="16"/>
         </w:rPr>
@@ -490,6 +437,7 @@
         <w:rPr>
           <w:rFonts w:ascii="Tahoma" w:eastAsia="Arial Unicode MS" w:hAnsi="Tahoma" w:cs="Tahoma"/>
           <w:b/>
+          <w:color w:val="000000" w:themeColor="text1"/>
           <w:sz w:val="16"/>
           <w:szCs w:val="16"/>
         </w:rPr>
@@ -498,6 +446,7 @@
       <w:r>
         <w:rPr>
           <w:rFonts w:ascii="Tahoma" w:eastAsia="Arial Unicode MS" w:hAnsi="Tahoma" w:cs="Tahoma"/>
+          <w:color w:val="000000" w:themeColor="text1"/>
           <w:sz w:val="16"/>
           <w:szCs w:val="16"/>
         </w:rPr>
@@ -507,6 +456,7 @@
         <w:rPr>
           <w:rFonts w:ascii="Tahoma" w:eastAsia="Arial Unicode MS" w:hAnsi="Tahoma" w:cs="Tahoma"/>
           <w:b/>
+          <w:color w:val="000000" w:themeColor="text1"/>
           <w:sz w:val="16"/>
           <w:szCs w:val="16"/>
         </w:rPr>
@@ -516,90 +466,362 @@
         <w:rPr>
           <w:rFonts w:ascii="Tahoma" w:eastAsia="Arial Unicode MS" w:hAnsi="Tahoma" w:cs="Tahoma"/>
           <w:b/>
-          <w:sz w:val="16"/>
-          <w:szCs w:val="16"/>
-        </w:rPr>
-        <w:t>DIRETOR DO DEPARTAMENTO DE TRANSPORTES PÚBLICOS - DTP</w:t>
-      </w:r>
-      <w:r>
-        <w:rPr>
-          <w:rFonts w:ascii="Tahoma" w:eastAsia="Arial Unicode MS" w:hAnsi="Tahoma" w:cs="Tahoma"/>
-          <w:b/>
-          <w:sz w:val="16"/>
-          <w:szCs w:val="16"/>
-        </w:rPr>
-        <w:t xml:space="preserve">, Sr. </w:t>
-      </w:r>
-      <w:r>
-        <w:rPr>
-          <w:rFonts w:ascii="Tahoma" w:eastAsia="Arial Unicode MS" w:hAnsi="Tahoma" w:cs="Tahoma"/>
-          <w:b/>
-          <w:sz w:val="16"/>
-          <w:szCs w:val="16"/>
-        </w:rPr>
-        <w:t>LEANDRO GABRELON</w:t>
-      </w:r>
-      <w:r>
-        <w:rPr>
-          <w:rFonts w:ascii="Tahoma" w:eastAsia="Arial Unicode MS" w:hAnsi="Tahoma" w:cs="Tahoma"/>
-          <w:b/>
-          <w:sz w:val="16"/>
-          <w:szCs w:val="16"/>
-        </w:rPr>
-        <w:t xml:space="preserve">, </w:t>
+          <w:color w:val="000000" w:themeColor="text1"/>
+          <w:sz w:val="16"/>
+          <w:szCs w:val="16"/>
+        </w:rPr>
+        <w:t xml:space="preserve">DIRETOR DO DEPARTAMENTO DE TRANSPORTES PÚBLICOS - DTP, Sr. LEANDRO GABRELON, </w:t>
       </w:r>
       <w:r>
         <w:rPr>
           <w:rFonts w:ascii="Tahoma" w:eastAsia="Arial Unicode MS" w:hAnsi="Tahoma" w:cs="Tahoma"/>
           <w:b/>
           <w:bCs/>
-          <w:sz w:val="16"/>
-          <w:szCs w:val="16"/>
-        </w:rPr>
-        <w:t>portador da Cédula de Identidade RG nº</w:t>
+          <w:color w:val="000000" w:themeColor="text1"/>
+          <w:sz w:val="16"/>
+          <w:szCs w:val="16"/>
+        </w:rPr>
+        <w:t xml:space="preserve">portador da Cédula de Identidade RG nº 23.733.229-2, inscrito no CPF/MF sob o nº 194.512.898-44 </w:t>
+      </w:r>
+      <w:r>
+        <w:rPr>
+          <w:rFonts w:ascii="Tahoma" w:eastAsia="Arial Unicode MS" w:hAnsi="Tahoma" w:cs="Tahoma"/>
+          <w:color w:val="000000" w:themeColor="text1"/>
+          <w:sz w:val="16"/>
+          <w:szCs w:val="16"/>
+        </w:rPr>
+        <w:t>de acordo com a competência delegada por meio</w:t>
       </w:r>
       <w:r>
         <w:rPr>
           <w:rFonts w:ascii="Tahoma" w:eastAsia="Arial Unicode MS" w:hAnsi="Tahoma" w:cs="Tahoma"/>
           <w:b/>
-          <w:bCs/>
-          <w:sz w:val="16"/>
-          <w:szCs w:val="16"/>
-        </w:rPr>
-        <w:t xml:space="preserve"> 23.733.229-2</w:t>
+          <w:color w:val="000000" w:themeColor="text1"/>
+          <w:sz w:val="16"/>
+          <w:szCs w:val="16"/>
+        </w:rPr>
+        <w:t xml:space="preserve"> </w:t>
+      </w:r>
+      <w:r>
+        <w:rPr>
+          <w:rFonts w:ascii="Tahoma" w:eastAsia="Arial Unicode MS" w:hAnsi="Tahoma" w:cs="Tahoma"/>
+          <w:color w:val="000000" w:themeColor="text1"/>
+          <w:sz w:val="16"/>
+          <w:szCs w:val="16"/>
+        </w:rPr>
+        <w:t xml:space="preserve">da </w:t>
+      </w:r>
+      <w:r>
+        <w:rPr>
+          <w:rFonts w:ascii="Tahoma" w:eastAsia="Arial Unicode MS" w:hAnsi="Tahoma" w:cs="Tahoma"/>
+          <w:color w:val="000000" w:themeColor="text1"/>
+          <w:sz w:val="16"/>
+          <w:szCs w:val="16"/>
+        </w:rPr>
+        <w:t>Portaria SMT.GAB nº 38, publicada no DOC de 29/07/2025</w:t>
+      </w:r>
+      <w:r>
+        <w:rPr>
+          <w:rFonts w:ascii="Tahoma" w:eastAsia="Arial Unicode MS" w:hAnsi="Tahoma" w:cs="Tahoma"/>
+          <w:color w:val="000000" w:themeColor="text1"/>
+          <w:sz w:val="16"/>
+          <w:szCs w:val="16"/>
+        </w:rPr>
+        <w:t xml:space="preserve">, doravante designada </w:t>
       </w:r>
       <w:r>
         <w:rPr>
           <w:rFonts w:ascii="Tahoma" w:eastAsia="Arial Unicode MS" w:hAnsi="Tahoma" w:cs="Tahoma"/>
           <w:b/>
-          <w:bCs/>
-          <w:sz w:val="16"/>
-          <w:szCs w:val="16"/>
-        </w:rPr>
-        <w:t xml:space="preserve">, inscrito no CPF/MF sob o nº </w:t>
+          <w:color w:val="000000" w:themeColor="text1"/>
+          <w:sz w:val="16"/>
+          <w:szCs w:val="16"/>
+        </w:rPr>
+        <w:t>CREDENCIANTE</w:t>
+      </w:r>
+      <w:r>
+        <w:rPr>
+          <w:rFonts w:ascii="Tahoma" w:eastAsia="Arial Unicode MS" w:hAnsi="Tahoma" w:cs="Tahoma"/>
+          <w:color w:val="000000" w:themeColor="text1"/>
+          <w:sz w:val="16"/>
+          <w:szCs w:val="16"/>
+        </w:rPr>
+        <w:t xml:space="preserve"> e</w:t>
       </w:r>
       <w:r>
         <w:rPr>
           <w:rFonts w:ascii="Tahoma" w:eastAsia="Arial Unicode MS" w:hAnsi="Tahoma" w:cs="Tahoma"/>
           <w:b/>
-          <w:bCs/>
-          <w:sz w:val="16"/>
-          <w:szCs w:val="16"/>
-        </w:rPr>
-        <w:t xml:space="preserve">194.512.898-44 </w:t>
-      </w:r>
-      <w:r>
-        <w:rPr>
-          <w:rFonts w:ascii="Tahoma" w:eastAsia="Arial Unicode MS" w:hAnsi="Tahoma" w:cs="Tahoma"/>
-          <w:sz w:val="16"/>
-          <w:szCs w:val="16"/>
-        </w:rPr>
-        <w:t>de acordo com a competência delegada por meio</w:t>
+          <w:color w:val="000000" w:themeColor="text1"/>
+          <w:sz w:val="16"/>
+          <w:szCs w:val="16"/>
+        </w:rPr>
+        <w:t>,</w:t>
+      </w:r>
+      <w:r>
+        <w:rPr>
+          <w:rFonts w:ascii="Tahoma" w:eastAsia="Arial Unicode MS" w:hAnsi="Tahoma" w:cs="Tahoma"/>
+          <w:color w:val="000000" w:themeColor="text1"/>
+          <w:sz w:val="16"/>
+          <w:szCs w:val="16"/>
+        </w:rPr>
+        <w:t xml:space="preserve"> de outro lado, </w:t>
+      </w:r>
+      <w:r>
+        <w:rPr>
+          <w:rFonts w:ascii="Tahoma" w:eastAsia="Arial Unicode MS" w:hAnsi="Tahoma" w:cs="Tahoma"/>
+          <w:color w:val="000000" w:themeColor="text1"/>
+          <w:sz w:val="16"/>
+          <w:szCs w:val="16"/>
+        </w:rPr>
+        <w:fldChar w:fldCharType="begin"/>
+      </w:r>
+      <w:r>
+        <w:rPr>
+          <w:rFonts w:ascii="Tahoma" w:eastAsia="Arial Unicode MS" w:hAnsi="Tahoma" w:cs="Tahoma"/>
+          <w:color w:val="000000" w:themeColor="text1"/>
+          <w:sz w:val="16"/>
+          <w:szCs w:val="16"/>
+        </w:rPr>
+        <w:instrText xml:space="preserve"> MERGEFIELD Credenciado </w:instrText>
+      </w:r>
+      <w:r>
+        <w:rPr>
+          <w:rFonts w:ascii="Tahoma" w:eastAsia="Arial Unicode MS" w:hAnsi="Tahoma" w:cs="Tahoma"/>
+          <w:color w:val="000000" w:themeColor="text1"/>
+          <w:sz w:val="16"/>
+          <w:szCs w:val="16"/>
+        </w:rPr>
+        <w:fldChar w:fldCharType="separate"/>
+      </w:r>
+      <w:r>
+        <w:rPr>
+          <w:rFonts w:ascii="Tahoma" w:eastAsia="Arial Unicode MS" w:hAnsi="Tahoma" w:cs="Tahoma"/>
+          <w:noProof/>
+          <w:color w:val="000000" w:themeColor="text1"/>
+          <w:sz w:val="16"/>
+          <w:szCs w:val="16"/>
+        </w:rPr>
+        <w:t>&lt;termo/credenciado&gt;</w:t>
+      </w:r>
+      <w:r>
+        <w:rPr>
+          <w:rFonts w:ascii="Tahoma" w:eastAsia="Arial Unicode MS" w:hAnsi="Tahoma" w:cs="Tahoma"/>
+          <w:color w:val="000000" w:themeColor="text1"/>
+          <w:sz w:val="16"/>
+          <w:szCs w:val="16"/>
+        </w:rPr>
+        <w:fldChar w:fldCharType="end"/>
+      </w:r>
+      <w:r>
+        <w:rPr>
+          <w:rFonts w:ascii="Tahoma" w:eastAsia="Arial Unicode MS" w:hAnsi="Tahoma" w:cs="Tahoma"/>
+          <w:color w:val="000000" w:themeColor="text1"/>
+          <w:sz w:val="16"/>
+          <w:szCs w:val="16"/>
+        </w:rPr>
+        <w:t xml:space="preserve">, </w:t>
+      </w:r>
+      <w:r>
+        <w:rPr>
+          <w:rFonts w:ascii="Tahoma" w:eastAsia="Arial Unicode MS" w:hAnsi="Tahoma" w:cs="Tahoma"/>
+          <w:color w:val="000000" w:themeColor="text1"/>
+          <w:sz w:val="16"/>
+          <w:szCs w:val="16"/>
+        </w:rPr>
+        <w:t>CNPJ nº</w:t>
+      </w:r>
+      <w:r>
+        <w:rPr>
+          <w:rFonts w:ascii="Tahoma" w:eastAsia="Arial Unicode MS" w:hAnsi="Tahoma" w:cs="Tahoma"/>
+          <w:color w:val="000000" w:themeColor="text1"/>
+          <w:sz w:val="16"/>
+          <w:szCs w:val="16"/>
+        </w:rPr>
+        <w:t xml:space="preserve"> &lt;termo/CNPJ/CPF&gt;</w:t>
+      </w:r>
+      <w:r>
+        <w:rPr>
+          <w:rFonts w:ascii="Tahoma" w:eastAsia="Arial Unicode MS" w:hAnsi="Tahoma" w:cs="Tahoma"/>
+          <w:color w:val="000000" w:themeColor="text1"/>
+          <w:sz w:val="16"/>
+          <w:szCs w:val="16"/>
+        </w:rPr>
+        <w:t>, situada</w:t>
+      </w:r>
+      <w:r>
+        <w:rPr>
+          <w:rFonts w:ascii="Tahoma" w:eastAsia="Arial Unicode MS" w:hAnsi="Tahoma" w:cs="Tahoma"/>
+          <w:color w:val="000000" w:themeColor="text1"/>
+          <w:sz w:val="16"/>
+          <w:szCs w:val="16"/>
+        </w:rPr>
+        <w:t xml:space="preserve"> à</w:t>
+      </w:r>
+      <w:r>
+        <w:rPr>
+          <w:rFonts w:ascii="Tahoma" w:eastAsia="Arial Unicode MS" w:hAnsi="Tahoma" w:cs="Tahoma"/>
+          <w:color w:val="000000" w:themeColor="text1"/>
+          <w:sz w:val="16"/>
+          <w:szCs w:val="16"/>
+        </w:rPr>
+        <w:t xml:space="preserve"> &lt;termo/logradouro, &lt;termo/bairro&gt;, &lt;termo/</w:t>
+      </w:r>
+      <w:proofErr w:type="spellStart"/>
+      <w:r>
+        <w:rPr>
+          <w:rFonts w:ascii="Tahoma" w:eastAsia="Arial Unicode MS" w:hAnsi="Tahoma" w:cs="Tahoma"/>
+          <w:color w:val="000000" w:themeColor="text1"/>
+          <w:sz w:val="16"/>
+          <w:szCs w:val="16"/>
+        </w:rPr>
+        <w:t>municipio</w:t>
+      </w:r>
+      <w:proofErr w:type="spellEnd"/>
+      <w:r>
+        <w:rPr>
+          <w:rFonts w:ascii="Tahoma" w:eastAsia="Arial Unicode MS" w:hAnsi="Tahoma" w:cs="Tahoma"/>
+          <w:color w:val="000000" w:themeColor="text1"/>
+          <w:sz w:val="16"/>
+          <w:szCs w:val="16"/>
+        </w:rPr>
+        <w:t>&gt;</w:t>
+      </w:r>
+      <w:r>
+        <w:rPr>
+          <w:rFonts w:ascii="Tahoma" w:eastAsia="Arial Unicode MS" w:hAnsi="Tahoma" w:cs="Tahoma"/>
+          <w:color w:val="000000" w:themeColor="text1"/>
+          <w:sz w:val="16"/>
+          <w:szCs w:val="16"/>
+        </w:rPr>
+        <w:t>,</w:t>
+      </w:r>
+      <w:r>
+        <w:rPr>
+          <w:rFonts w:ascii="Tahoma" w:eastAsia="Arial Unicode MS" w:hAnsi="Tahoma" w:cs="Tahoma"/>
+          <w:color w:val="000000" w:themeColor="text1"/>
+          <w:sz w:val="16"/>
+          <w:szCs w:val="16"/>
+        </w:rPr>
+        <w:t xml:space="preserve"> representada por </w:t>
+      </w:r>
+      <w:r>
+        <w:rPr>
+          <w:rFonts w:ascii="Tahoma" w:eastAsia="Arial Unicode MS" w:hAnsi="Tahoma" w:cs="Tahoma"/>
+          <w:color w:val="000000" w:themeColor="text1"/>
+          <w:sz w:val="16"/>
+          <w:szCs w:val="16"/>
+        </w:rPr>
+        <w:t>&lt;termo/representante&gt;,  CP</w:t>
+      </w:r>
+      <w:r>
+        <w:rPr>
+          <w:rFonts w:ascii="Tahoma" w:eastAsia="Arial Unicode MS" w:hAnsi="Tahoma" w:cs="Tahoma"/>
+          <w:color w:val="000000" w:themeColor="text1"/>
+          <w:sz w:val="16"/>
+          <w:szCs w:val="16"/>
+        </w:rPr>
+        <w:t>F</w:t>
+      </w:r>
+      <w:r>
+        <w:rPr>
+          <w:rFonts w:ascii="Tahoma" w:eastAsia="Arial Unicode MS" w:hAnsi="Tahoma" w:cs="Tahoma"/>
+          <w:color w:val="000000" w:themeColor="text1"/>
+          <w:sz w:val="16"/>
+          <w:szCs w:val="16"/>
+        </w:rPr>
+        <w:t xml:space="preserve"> </w:t>
+      </w:r>
+      <w:r>
+        <w:rPr>
+          <w:rFonts w:ascii="Tahoma" w:eastAsia="Arial Unicode MS" w:hAnsi="Tahoma" w:cs="Tahoma"/>
+          <w:color w:val="000000" w:themeColor="text1"/>
+          <w:sz w:val="16"/>
+          <w:szCs w:val="16"/>
+        </w:rPr>
+        <w:t>&lt;termo/</w:t>
+      </w:r>
+      <w:proofErr w:type="spellStart"/>
+      <w:r>
+        <w:rPr>
+          <w:rFonts w:ascii="Tahoma" w:eastAsia="Arial Unicode MS" w:hAnsi="Tahoma" w:cs="Tahoma"/>
+          <w:color w:val="000000" w:themeColor="text1"/>
+          <w:sz w:val="16"/>
+          <w:szCs w:val="16"/>
+        </w:rPr>
+        <w:t>cpf</w:t>
+      </w:r>
+      <w:proofErr w:type="spellEnd"/>
+      <w:r>
+        <w:rPr>
+          <w:rFonts w:ascii="Tahoma" w:eastAsia="Arial Unicode MS" w:hAnsi="Tahoma" w:cs="Tahoma"/>
+          <w:color w:val="000000" w:themeColor="text1"/>
+          <w:sz w:val="16"/>
+          <w:szCs w:val="16"/>
+        </w:rPr>
+        <w:t xml:space="preserve"> representante&gt;,</w:t>
+      </w:r>
+      <w:r>
+        <w:rPr>
+          <w:rFonts w:ascii="Tahoma" w:eastAsia="Arial Unicode MS" w:hAnsi="Tahoma" w:cs="Tahoma"/>
+          <w:color w:val="000000" w:themeColor="text1"/>
+          <w:sz w:val="16"/>
+          <w:szCs w:val="16"/>
+        </w:rPr>
+        <w:t xml:space="preserve"> designado neste ato como </w:t>
       </w:r>
       <w:r>
         <w:rPr>
           <w:rFonts w:ascii="Tahoma" w:eastAsia="Arial Unicode MS" w:hAnsi="Tahoma" w:cs="Tahoma"/>
           <w:b/>
+          <w:color w:val="000000" w:themeColor="text1"/>
+          <w:sz w:val="16"/>
+          <w:szCs w:val="16"/>
+        </w:rPr>
+        <w:t>CREDENCIADO(A)</w:t>
+      </w:r>
+      <w:r>
+        <w:rPr>
+          <w:rFonts w:ascii="Tahoma" w:eastAsia="Arial Unicode MS" w:hAnsi="Tahoma" w:cs="Tahoma"/>
+          <w:color w:val="000000" w:themeColor="text1"/>
+          <w:sz w:val="16"/>
+          <w:szCs w:val="16"/>
+        </w:rPr>
+        <w:t xml:space="preserve"> resolvem celebrar o presente instrumento, autorizado por meio do </w:t>
+      </w:r>
+      <w:r>
+        <w:rPr>
+          <w:rFonts w:ascii="Tahoma" w:eastAsia="Arial Unicode MS" w:hAnsi="Tahoma" w:cs="Tahoma"/>
+          <w:b/>
+          <w:color w:val="000000" w:themeColor="text1"/>
+          <w:sz w:val="16"/>
+          <w:szCs w:val="16"/>
+        </w:rPr>
+        <w:t>Edital de Chamamento Público nº 01/2022-SMT/SETRAM/DTP</w:t>
+      </w:r>
+      <w:r>
+        <w:rPr>
+          <w:rFonts w:ascii="Tahoma" w:eastAsia="Arial Unicode MS" w:hAnsi="Tahoma" w:cs="Tahoma"/>
+          <w:color w:val="000000" w:themeColor="text1"/>
+          <w:sz w:val="16"/>
+          <w:szCs w:val="16"/>
+        </w:rPr>
+        <w:t xml:space="preserve">, </w:t>
+      </w:r>
+      <w:r>
+        <w:rPr>
+          <w:rFonts w:ascii="Tahoma" w:eastAsia="Arial Unicode MS" w:hAnsi="Tahoma" w:cs="Tahoma"/>
+          <w:b/>
+          <w:color w:val="000000" w:themeColor="text1"/>
+          <w:sz w:val="16"/>
+          <w:szCs w:val="16"/>
+        </w:rPr>
+        <w:t>publicado no DOC</w:t>
+      </w:r>
+      <w:r>
+        <w:rPr>
+          <w:rFonts w:ascii="Tahoma" w:eastAsia="Arial Unicode MS" w:hAnsi="Tahoma" w:cs="Tahoma"/>
+          <w:color w:val="000000" w:themeColor="text1"/>
           <w:sz w:val="16"/>
           <w:szCs w:val="16"/>
         </w:rPr>
@@ -608,122 +830,47 @@
       <w:r>
         <w:rPr>
           <w:rFonts w:ascii="Tahoma" w:eastAsia="Arial Unicode MS" w:hAnsi="Tahoma" w:cs="Tahoma"/>
-          <w:sz w:val="16"/>
-          <w:szCs w:val="16"/>
-        </w:rPr>
-        <w:t xml:space="preserve">da </w:t>
-      </w:r>
-      <w:r>
-        <w:rPr>
-          <w:rFonts w:ascii="Tahoma" w:eastAsia="Arial Unicode MS" w:hAnsi="Tahoma" w:cs="Tahoma"/>
-          <w:sz w:val="16"/>
-          <w:szCs w:val="16"/>
-        </w:rPr>
-        <w:t>Portaria SMT.GAB nº 38, publicada no DOC de 29/07/2025</w:t>
-      </w:r>
-      <w:r>
-        <w:rPr>
-          <w:rFonts w:ascii="Tahoma" w:eastAsia="Arial Unicode MS" w:hAnsi="Tahoma" w:cs="Tahoma"/>
-          <w:sz w:val="16"/>
-          <w:szCs w:val="16"/>
-        </w:rPr>
-        <w:t xml:space="preserve">, doravante designada </w:t>
-      </w:r>
-      <w:r>
-        <w:rPr>
-          <w:rFonts w:ascii="Tahoma" w:eastAsia="Arial Unicode MS" w:hAnsi="Tahoma" w:cs="Tahoma"/>
           <w:b/>
-          <w:sz w:val="16"/>
-          <w:szCs w:val="16"/>
-        </w:rPr>
-        <w:t>CREDENCIANTE</w:t>
-      </w:r>
-      <w:r>
-        <w:rPr>
-          <w:rFonts w:ascii="Tahoma" w:eastAsia="Arial Unicode MS" w:hAnsi="Tahoma" w:cs="Tahoma"/>
-          <w:sz w:val="16"/>
-          <w:szCs w:val="16"/>
-        </w:rPr>
-        <w:t xml:space="preserve"> e</w:t>
+          <w:color w:val="000000" w:themeColor="text1"/>
+          <w:sz w:val="16"/>
+          <w:szCs w:val="16"/>
+        </w:rPr>
+        <w:t xml:space="preserve">de 11/06/2022, às fls. </w:t>
       </w:r>
       <w:r>
         <w:rPr>
           <w:rFonts w:ascii="Tahoma" w:eastAsia="Arial Unicode MS" w:hAnsi="Tahoma" w:cs="Tahoma"/>
           <w:b/>
-          <w:sz w:val="16"/>
-          <w:szCs w:val="16"/>
-        </w:rPr>
-        <w:t>,</w:t>
-      </w:r>
-      <w:r>
-        <w:rPr>
-          <w:rFonts w:ascii="Tahoma" w:eastAsia="Arial Unicode MS" w:hAnsi="Tahoma" w:cs="Tahoma"/>
-          <w:sz w:val="16"/>
-          <w:szCs w:val="16"/>
-        </w:rPr>
-        <w:t xml:space="preserve"> de outro lado, </w:t>
-      </w:r>
-      <w:r>
-        <w:rPr>
-          <w:rFonts w:ascii="Tahoma" w:eastAsia="Arial Unicode MS" w:hAnsi="Tahoma" w:cs="Tahoma"/>
-          <w:sz w:val="16"/>
-          <w:szCs w:val="16"/>
-        </w:rPr>
-        <w:fldChar w:fldCharType="begin"/>
-      </w:r>
-      <w:r>
-        <w:rPr>
-          <w:rFonts w:ascii="Tahoma" w:eastAsia="Arial Unicode MS" w:hAnsi="Tahoma" w:cs="Tahoma"/>
-          <w:sz w:val="16"/>
-          <w:szCs w:val="16"/>
-        </w:rPr>
-        <w:instrText xml:space="preserve"> MERGEFIELD Credenciado </w:instrText>
-      </w:r>
-      <w:r>
-        <w:rPr>
-          <w:rFonts w:ascii="Tahoma" w:eastAsia="Arial Unicode MS" w:hAnsi="Tahoma" w:cs="Tahoma"/>
-          <w:sz w:val="16"/>
-          <w:szCs w:val="16"/>
-        </w:rPr>
-        <w:fldChar w:fldCharType="separate"/>
-      </w:r>
-      <w:r>
-        <w:rPr>
-          <w:rFonts w:ascii="Tahoma" w:eastAsia="Arial Unicode MS" w:hAnsi="Tahoma" w:cs="Tahoma"/>
-          <w:noProof/>
-          <w:color w:val="FF0000"/>
-          <w:sz w:val="16"/>
-          <w:szCs w:val="16"/>
-        </w:rPr>
-        <w:t>&lt;termo/credenciado&gt;</w:t>
-      </w:r>
-      <w:r>
-        <w:rPr>
-          <w:rFonts w:ascii="Tahoma" w:eastAsia="Arial Unicode MS" w:hAnsi="Tahoma" w:cs="Tahoma"/>
-          <w:sz w:val="16"/>
-          <w:szCs w:val="16"/>
-        </w:rPr>
-        <w:fldChar w:fldCharType="end"/>
-      </w:r>
-      <w:r>
-        <w:rPr>
-          <w:rFonts w:ascii="Tahoma" w:eastAsia="Arial Unicode MS" w:hAnsi="Tahoma" w:cs="Tahoma"/>
-          <w:sz w:val="16"/>
-          <w:szCs w:val="16"/>
-        </w:rPr>
-        <w:t xml:space="preserve">, </w:t>
-      </w:r>
-      <w:r>
-        <w:rPr>
-          <w:rFonts w:ascii="Tahoma" w:eastAsia="Arial Unicode MS" w:hAnsi="Tahoma" w:cs="Tahoma"/>
-          <w:sz w:val="16"/>
-          <w:szCs w:val="16"/>
-        </w:rPr>
-        <w:t>CNPJ nº</w:t>
-      </w:r>
-      <w:r>
-        <w:rPr>
-          <w:rFonts w:ascii="Tahoma" w:eastAsia="Arial Unicode MS" w:hAnsi="Tahoma" w:cs="Tahoma"/>
+          <w:color w:val="000000" w:themeColor="text1"/>
+          <w:sz w:val="16"/>
+          <w:szCs w:val="16"/>
+        </w:rPr>
+        <w:t>30</w:t>
+      </w:r>
+      <w:r>
+        <w:rPr>
+          <w:rFonts w:ascii="Tahoma" w:eastAsia="Arial Unicode MS" w:hAnsi="Tahoma" w:cs="Tahoma"/>
+          <w:b/>
+          <w:color w:val="000000" w:themeColor="text1"/>
+          <w:sz w:val="16"/>
+          <w:szCs w:val="16"/>
+        </w:rPr>
+        <w:t xml:space="preserve">, processo SEI 6020.2021/0018559-7, </w:t>
+      </w:r>
+      <w:r>
+        <w:rPr>
+          <w:rFonts w:ascii="Tahoma" w:eastAsia="Arial Unicode MS" w:hAnsi="Tahoma" w:cs="Tahoma"/>
+          <w:color w:val="000000" w:themeColor="text1"/>
+          <w:sz w:val="16"/>
+          <w:szCs w:val="16"/>
+        </w:rPr>
+        <w:t>com fundamento na Lei Federal nº 8.666/93, da Lei Municipal nº</w:t>
+      </w:r>
+      <w:r>
+        <w:rPr>
+          <w:rFonts w:ascii="Tahoma" w:eastAsia="Arial Unicode MS" w:hAnsi="Tahoma" w:cs="Tahoma"/>
+          <w:b/>
+          <w:color w:val="000000" w:themeColor="text1"/>
           <w:sz w:val="16"/>
           <w:szCs w:val="16"/>
         </w:rPr>
@@ -732,265 +879,7 @@
       <w:r>
         <w:rPr>
           <w:rFonts w:ascii="Tahoma" w:eastAsia="Arial Unicode MS" w:hAnsi="Tahoma" w:cs="Tahoma"/>
-          <w:color w:val="FF0000"/>
-          <w:sz w:val="16"/>
-          <w:szCs w:val="16"/>
-        </w:rPr>
-        <w:t>&lt;termo/CNPJ/CPF&gt;</w:t>
-      </w:r>
-      <w:r>
-        <w:rPr>
-          <w:rFonts w:ascii="Tahoma" w:eastAsia="Arial Unicode MS" w:hAnsi="Tahoma" w:cs="Tahoma"/>
-          <w:sz w:val="16"/>
-          <w:szCs w:val="16"/>
-        </w:rPr>
-        <w:t>, situada</w:t>
-      </w:r>
-      <w:r>
-        <w:rPr>
-          <w:rFonts w:ascii="Tahoma" w:eastAsia="Arial Unicode MS" w:hAnsi="Tahoma" w:cs="Tahoma"/>
-          <w:sz w:val="16"/>
-          <w:szCs w:val="16"/>
-        </w:rPr>
-        <w:t xml:space="preserve"> à</w:t>
-      </w:r>
-      <w:r>
-        <w:rPr>
-          <w:rFonts w:ascii="Tahoma" w:eastAsia="Arial Unicode MS" w:hAnsi="Tahoma" w:cs="Tahoma"/>
-          <w:color w:val="EE0000"/>
-          <w:sz w:val="16"/>
-          <w:szCs w:val="16"/>
-        </w:rPr>
-        <w:t xml:space="preserve"> </w:t>
-      </w:r>
-      <w:r>
-        <w:rPr>
-          <w:rFonts w:ascii="Tahoma" w:eastAsia="Arial Unicode MS" w:hAnsi="Tahoma" w:cs="Tahoma"/>
-          <w:color w:val="EE0000"/>
-          <w:sz w:val="16"/>
-          <w:szCs w:val="16"/>
-        </w:rPr>
-        <w:t>&lt;termo/logradouro, &lt;termo/bairro&gt;, &lt;termo/</w:t>
-      </w:r>
-      <w:proofErr w:type="spellStart"/>
-      <w:r>
-        <w:rPr>
-          <w:rFonts w:ascii="Tahoma" w:eastAsia="Arial Unicode MS" w:hAnsi="Tahoma" w:cs="Tahoma"/>
-          <w:color w:val="EE0000"/>
-          <w:sz w:val="16"/>
-          <w:szCs w:val="16"/>
-        </w:rPr>
-        <w:t>municipio</w:t>
-      </w:r>
-      <w:proofErr w:type="spellEnd"/>
-      <w:r>
-        <w:rPr>
-          <w:rFonts w:ascii="Tahoma" w:eastAsia="Arial Unicode MS" w:hAnsi="Tahoma" w:cs="Tahoma"/>
-          <w:color w:val="EE0000"/>
-          <w:sz w:val="16"/>
-          <w:szCs w:val="16"/>
-        </w:rPr>
-        <w:t>&gt;</w:t>
-      </w:r>
-      <w:r>
-        <w:rPr>
-          <w:rFonts w:ascii="Tahoma" w:eastAsia="Arial Unicode MS" w:hAnsi="Tahoma" w:cs="Tahoma"/>
-          <w:sz w:val="16"/>
-          <w:szCs w:val="16"/>
-        </w:rPr>
-        <w:t>,</w:t>
-      </w:r>
-      <w:r>
-        <w:rPr>
-          <w:rFonts w:ascii="Tahoma" w:eastAsia="Arial Unicode MS" w:hAnsi="Tahoma" w:cs="Tahoma"/>
-          <w:sz w:val="16"/>
-          <w:szCs w:val="16"/>
-        </w:rPr>
-        <w:t xml:space="preserve"> representada por </w:t>
-      </w:r>
-      <w:r>
-        <w:rPr>
-          <w:rFonts w:ascii="Tahoma" w:eastAsia="Arial Unicode MS" w:hAnsi="Tahoma" w:cs="Tahoma"/>
-          <w:sz w:val="16"/>
-          <w:szCs w:val="16"/>
-        </w:rPr>
-        <w:t>&lt;termo/representante&gt;</w:t>
-      </w:r>
-      <w:r>
-        <w:rPr>
-          <w:rFonts w:ascii="Tahoma" w:eastAsia="Arial Unicode MS" w:hAnsi="Tahoma" w:cs="Tahoma"/>
-          <w:sz w:val="16"/>
-          <w:szCs w:val="16"/>
-        </w:rPr>
-        <w:t xml:space="preserve">, </w:t>
-      </w:r>
-      <w:r>
-        <w:rPr>
-          <w:rFonts w:ascii="Tahoma" w:eastAsia="Arial Unicode MS" w:hAnsi="Tahoma" w:cs="Tahoma"/>
-          <w:sz w:val="16"/>
-          <w:szCs w:val="16"/>
-        </w:rPr>
-        <w:t xml:space="preserve"> </w:t>
-      </w:r>
-      <w:r>
-        <w:rPr>
-          <w:rFonts w:ascii="Tahoma" w:eastAsia="Arial Unicode MS" w:hAnsi="Tahoma" w:cs="Tahoma"/>
-          <w:sz w:val="16"/>
-          <w:szCs w:val="16"/>
-        </w:rPr>
-        <w:t>CP</w:t>
-      </w:r>
-      <w:r>
-        <w:rPr>
-          <w:rFonts w:ascii="Tahoma" w:eastAsia="Arial Unicode MS" w:hAnsi="Tahoma" w:cs="Tahoma"/>
-          <w:sz w:val="16"/>
-          <w:szCs w:val="16"/>
-        </w:rPr>
-        <w:t>F</w:t>
-      </w:r>
-      <w:r>
-        <w:rPr>
-          <w:rFonts w:ascii="Tahoma" w:eastAsia="Arial Unicode MS" w:hAnsi="Tahoma" w:cs="Tahoma"/>
-          <w:sz w:val="16"/>
-          <w:szCs w:val="16"/>
-        </w:rPr>
-        <w:t xml:space="preserve"> </w:t>
-      </w:r>
-      <w:r>
-        <w:rPr>
-          <w:rFonts w:ascii="Tahoma" w:eastAsia="Arial Unicode MS" w:hAnsi="Tahoma" w:cs="Tahoma"/>
-          <w:color w:val="EE0000"/>
-          <w:sz w:val="16"/>
-          <w:szCs w:val="16"/>
-        </w:rPr>
-        <w:t>&lt;termo/</w:t>
-      </w:r>
-      <w:proofErr w:type="spellStart"/>
-      <w:r>
-        <w:rPr>
-          <w:rFonts w:ascii="Tahoma" w:eastAsia="Arial Unicode MS" w:hAnsi="Tahoma" w:cs="Tahoma"/>
-          <w:color w:val="EE0000"/>
-          <w:sz w:val="16"/>
-          <w:szCs w:val="16"/>
-        </w:rPr>
-        <w:t>cpf</w:t>
-      </w:r>
-      <w:proofErr w:type="spellEnd"/>
-      <w:r>
-        <w:rPr>
-          <w:rFonts w:ascii="Tahoma" w:eastAsia="Arial Unicode MS" w:hAnsi="Tahoma" w:cs="Tahoma"/>
-          <w:color w:val="EE0000"/>
-          <w:sz w:val="16"/>
-          <w:szCs w:val="16"/>
-        </w:rPr>
-        <w:t xml:space="preserve"> representante&gt;,</w:t>
-      </w:r>
-      <w:r>
-        <w:rPr>
-          <w:rFonts w:ascii="Tahoma" w:eastAsia="Arial Unicode MS" w:hAnsi="Tahoma" w:cs="Tahoma"/>
-          <w:sz w:val="16"/>
-          <w:szCs w:val="16"/>
-        </w:rPr>
-        <w:t xml:space="preserve"> designado neste ato como </w:t>
-      </w:r>
-      <w:r>
-        <w:rPr>
-          <w:rFonts w:ascii="Tahoma" w:eastAsia="Arial Unicode MS" w:hAnsi="Tahoma" w:cs="Tahoma"/>
-          <w:b/>
-          <w:sz w:val="16"/>
-          <w:szCs w:val="16"/>
-        </w:rPr>
-        <w:t>CREDENCIADO(A)</w:t>
-      </w:r>
-      <w:r>
-        <w:rPr>
-          <w:rFonts w:ascii="Tahoma" w:eastAsia="Arial Unicode MS" w:hAnsi="Tahoma" w:cs="Tahoma"/>
-          <w:sz w:val="16"/>
-          <w:szCs w:val="16"/>
-        </w:rPr>
-        <w:t xml:space="preserve"> resolvem celebrar o presente instrumento, autorizado por meio do </w:t>
-      </w:r>
-      <w:r>
-        <w:rPr>
-          <w:rFonts w:ascii="Tahoma" w:eastAsia="Arial Unicode MS" w:hAnsi="Tahoma" w:cs="Tahoma"/>
-          <w:b/>
-          <w:sz w:val="16"/>
-          <w:szCs w:val="16"/>
-        </w:rPr>
-        <w:t>Edital de Chamamento Público nº 01/2022-SMT/SETRAM/DTP</w:t>
-      </w:r>
-      <w:r>
-        <w:rPr>
-          <w:rFonts w:ascii="Tahoma" w:eastAsia="Arial Unicode MS" w:hAnsi="Tahoma" w:cs="Tahoma"/>
-          <w:sz w:val="16"/>
-          <w:szCs w:val="16"/>
-        </w:rPr>
-        <w:t xml:space="preserve">, </w:t>
-      </w:r>
-      <w:r>
-        <w:rPr>
-          <w:rFonts w:ascii="Tahoma" w:eastAsia="Arial Unicode MS" w:hAnsi="Tahoma" w:cs="Tahoma"/>
-          <w:b/>
-          <w:sz w:val="16"/>
-          <w:szCs w:val="16"/>
-        </w:rPr>
-        <w:t>publicado no DOC</w:t>
-      </w:r>
-      <w:r>
-        <w:rPr>
-          <w:rFonts w:ascii="Tahoma" w:eastAsia="Arial Unicode MS" w:hAnsi="Tahoma" w:cs="Tahoma"/>
-          <w:sz w:val="16"/>
-          <w:szCs w:val="16"/>
-        </w:rPr>
-        <w:t xml:space="preserve"> </w:t>
-      </w:r>
-      <w:r>
-        <w:rPr>
-          <w:rFonts w:ascii="Tahoma" w:eastAsia="Arial Unicode MS" w:hAnsi="Tahoma" w:cs="Tahoma"/>
-          <w:b/>
-          <w:sz w:val="16"/>
-          <w:szCs w:val="16"/>
-        </w:rPr>
-        <w:t xml:space="preserve">de 11/06/2022, às fls. </w:t>
-      </w:r>
-      <w:r>
-        <w:rPr>
-          <w:rFonts w:ascii="Tahoma" w:eastAsia="Arial Unicode MS" w:hAnsi="Tahoma" w:cs="Tahoma"/>
-          <w:b/>
-          <w:sz w:val="16"/>
-          <w:szCs w:val="16"/>
-        </w:rPr>
-        <w:t>30</w:t>
-      </w:r>
-      <w:r>
-        <w:rPr>
-          <w:rFonts w:ascii="Tahoma" w:eastAsia="Arial Unicode MS" w:hAnsi="Tahoma" w:cs="Tahoma"/>
-          <w:b/>
-          <w:sz w:val="16"/>
-          <w:szCs w:val="16"/>
-        </w:rPr>
-        <w:t xml:space="preserve">, processo SEI 6020.2021/0018559-7, </w:t>
-      </w:r>
-      <w:r>
-        <w:rPr>
-          <w:rFonts w:ascii="Tahoma" w:eastAsia="Arial Unicode MS" w:hAnsi="Tahoma" w:cs="Tahoma"/>
-          <w:sz w:val="16"/>
-          <w:szCs w:val="16"/>
-        </w:rPr>
-        <w:t>com fundamento na Lei Federal nº 8.666/93, da Lei Municipal nº</w:t>
-      </w:r>
-      <w:r>
-        <w:rPr>
-          <w:rFonts w:ascii="Tahoma" w:eastAsia="Arial Unicode MS" w:hAnsi="Tahoma" w:cs="Tahoma"/>
-          <w:b/>
-          <w:sz w:val="16"/>
-          <w:szCs w:val="16"/>
-        </w:rPr>
-        <w:t xml:space="preserve"> </w:t>
-      </w:r>
-      <w:r>
-        <w:rPr>
-          <w:rFonts w:ascii="Tahoma" w:eastAsia="Arial Unicode MS" w:hAnsi="Tahoma" w:cs="Tahoma"/>
+          <w:color w:val="000000" w:themeColor="text1"/>
           <w:sz w:val="16"/>
           <w:szCs w:val="16"/>
         </w:rPr>
@@ -2161,6 +2050,7 @@
           <w:rFonts w:ascii="Tahoma" w:eastAsia="Arial Unicode MS" w:hAnsi="Tahoma" w:cs="Tahoma"/>
           <w:b/>
           <w:bCs/>
+          <w:color w:val="000000" w:themeColor="text1"/>
           <w:sz w:val="16"/>
           <w:szCs w:val="16"/>
         </w:rPr>
@@ -2176,6 +2066,7 @@
       <w:r>
         <w:rPr>
           <w:rFonts w:ascii="Tahoma" w:eastAsia="Arial Unicode MS" w:hAnsi="Tahoma" w:cs="Tahoma"/>
+          <w:color w:val="000000" w:themeColor="text1"/>
           <w:sz w:val="16"/>
           <w:szCs w:val="16"/>
         </w:rPr>
@@ -2187,6 +2078,7 @@
           <w:rFonts w:ascii="Tahoma" w:eastAsia="Arial Unicode MS" w:hAnsi="Tahoma" w:cs="Tahoma"/>
           <w:b/>
           <w:bCs/>
+          <w:color w:val="000000" w:themeColor="text1"/>
           <w:sz w:val="16"/>
           <w:szCs w:val="16"/>
         </w:rPr>
@@ -2196,6 +2088,7 @@
         <w:rPr>
           <w:rFonts w:ascii="Tahoma" w:eastAsia="Arial Unicode MS" w:hAnsi="Tahoma" w:cs="Tahoma"/>
           <w:bCs/>
+          <w:color w:val="000000" w:themeColor="text1"/>
           <w:sz w:val="16"/>
           <w:szCs w:val="16"/>
         </w:rPr>
@@ -2204,6 +2097,7 @@
       <w:r>
         <w:rPr>
           <w:rFonts w:ascii="Tahoma" w:eastAsia="Arial Unicode MS" w:hAnsi="Tahoma" w:cs="Tahoma"/>
+          <w:color w:val="000000" w:themeColor="text1"/>
           <w:sz w:val="16"/>
           <w:szCs w:val="16"/>
         </w:rPr>
@@ -2212,7 +2106,7 @@
       <w:r>
         <w:rPr>
           <w:rFonts w:ascii="Tahoma" w:eastAsia="Arial Unicode MS" w:hAnsi="Tahoma" w:cs="Tahoma"/>
-          <w:color w:val="EE0000"/>
+          <w:color w:val="000000" w:themeColor="text1"/>
           <w:sz w:val="16"/>
           <w:szCs w:val="16"/>
         </w:rPr>
@@ -2222,50 +2116,46 @@
       <w:r>
         <w:rPr>
           <w:rFonts w:ascii="Tahoma" w:eastAsia="Arial Unicode MS" w:hAnsi="Tahoma" w:cs="Tahoma"/>
-          <w:color w:val="EE0000"/>
-          <w:sz w:val="16"/>
-          <w:szCs w:val="16"/>
-        </w:rPr>
-        <w:t>),</w:t>
-      </w:r>
-      <w:r>
-        <w:rPr>
-          <w:rFonts w:ascii="Tahoma" w:eastAsia="Arial Unicode MS" w:hAnsi="Tahoma" w:cs="Tahoma"/>
+          <w:color w:val="000000" w:themeColor="text1"/>
+          <w:sz w:val="16"/>
+          <w:szCs w:val="16"/>
+        </w:rPr>
+        <w:t xml:space="preserve">), </w:t>
+      </w:r>
+      <w:r>
+        <w:rPr>
+          <w:rFonts w:ascii="Tahoma" w:eastAsia="Arial Unicode MS" w:hAnsi="Tahoma" w:cs="Tahoma"/>
+          <w:color w:val="000000" w:themeColor="text1"/>
+          <w:sz w:val="16"/>
+          <w:szCs w:val="16"/>
+        </w:rPr>
+        <w:t xml:space="preserve"> correspondente</w:t>
+      </w:r>
+      <w:proofErr w:type="gramEnd"/>
+      <w:r>
+        <w:rPr>
+          <w:rFonts w:ascii="Tahoma" w:eastAsia="Arial Unicode MS" w:hAnsi="Tahoma" w:cs="Tahoma"/>
+          <w:color w:val="000000" w:themeColor="text1"/>
+          <w:sz w:val="16"/>
+          <w:szCs w:val="16"/>
+        </w:rPr>
+        <w:t xml:space="preserve"> ao preço previsto oferecido pela</w:t>
+      </w:r>
+      <w:r>
+        <w:rPr>
+          <w:rFonts w:ascii="Tahoma" w:eastAsia="Arial Unicode MS" w:hAnsi="Tahoma" w:cs="Tahoma"/>
+          <w:b/>
+          <w:color w:val="000000" w:themeColor="text1"/>
           <w:sz w:val="16"/>
           <w:szCs w:val="16"/>
         </w:rPr>
         <w:t xml:space="preserve"> </w:t>
       </w:r>
-      <w:r>
-        <w:rPr>
-          <w:rFonts w:ascii="Tahoma" w:eastAsia="Arial Unicode MS" w:hAnsi="Tahoma" w:cs="Tahoma"/>
-          <w:sz w:val="16"/>
-          <w:szCs w:val="16"/>
-        </w:rPr>
-        <w:t xml:space="preserve"> correspondente</w:t>
-      </w:r>
-      <w:proofErr w:type="gramEnd"/>
-      <w:r>
-        <w:rPr>
-          <w:rFonts w:ascii="Tahoma" w:eastAsia="Arial Unicode MS" w:hAnsi="Tahoma" w:cs="Tahoma"/>
-          <w:sz w:val="16"/>
-          <w:szCs w:val="16"/>
-        </w:rPr>
-        <w:t xml:space="preserve"> ao preço previsto oferecido pela</w:t>
-      </w:r>
-      <w:r>
-        <w:rPr>
-          <w:rFonts w:ascii="Tahoma" w:eastAsia="Arial Unicode MS" w:hAnsi="Tahoma" w:cs="Tahoma"/>
-          <w:b/>
-          <w:sz w:val="16"/>
-          <w:szCs w:val="16"/>
-        </w:rPr>
-        <w:t xml:space="preserve"> </w:t>
-      </w:r>
       <w:proofErr w:type="spellStart"/>
       <w:r>
         <w:rPr>
           <w:rFonts w:ascii="Tahoma" w:eastAsia="Arial Unicode MS" w:hAnsi="Tahoma" w:cs="Tahoma"/>
+          <w:color w:val="000000" w:themeColor="text1"/>
           <w:sz w:val="16"/>
           <w:szCs w:val="16"/>
         </w:rPr>
@@ -2275,6 +2165,7 @@
       <w:r>
         <w:rPr>
           <w:rFonts w:ascii="Tahoma" w:eastAsia="Arial Unicode MS" w:hAnsi="Tahoma" w:cs="Tahoma"/>
+          <w:color w:val="000000" w:themeColor="text1"/>
           <w:sz w:val="16"/>
           <w:szCs w:val="16"/>
         </w:rPr>
@@ -2284,6 +2175,7 @@
         <w:rPr>
           <w:rFonts w:ascii="Tahoma" w:eastAsia="Arial Unicode MS" w:hAnsi="Tahoma" w:cs="Tahoma"/>
           <w:bCs/>
+          <w:color w:val="000000" w:themeColor="text1"/>
           <w:sz w:val="16"/>
           <w:szCs w:val="16"/>
         </w:rPr>

--- a/documento/Termo de Adesão - PJ.docx
+++ b/documento/Termo de Adesão - PJ.docx
@@ -57,21 +57,174 @@
           <w:sz w:val="16"/>
           <w:szCs w:val="16"/>
         </w:rPr>
+        <w:t xml:space="preserve">&lt;termo/termo de </w:t>
+      </w:r>
+      <w:proofErr w:type="spellStart"/>
+      <w:r>
+        <w:rPr>
+          <w:rFonts w:ascii="Tahoma" w:eastAsia="Arial Unicode MS" w:hAnsi="Tahoma" w:cs="Tahoma"/>
+          <w:b/>
+          <w:sz w:val="16"/>
+          <w:szCs w:val="16"/>
+        </w:rPr>
+        <w:t>adesao</w:t>
+      </w:r>
+      <w:proofErr w:type="spellEnd"/>
+      <w:r>
+        <w:rPr>
+          <w:rFonts w:ascii="Tahoma" w:eastAsia="Arial Unicode MS" w:hAnsi="Tahoma" w:cs="Tahoma"/>
+          <w:b/>
+          <w:sz w:val="16"/>
+          <w:szCs w:val="16"/>
+        </w:rPr>
+        <w:t>&gt;</w:t>
+      </w:r>
+    </w:p>
+    <w:p>
+      <w:pPr>
+        <w:jc w:val="both"/>
+        <w:rPr>
+          <w:rFonts w:ascii="Tahoma" w:eastAsia="Arial Unicode MS" w:hAnsi="Tahoma" w:cs="Tahoma"/>
+          <w:sz w:val="16"/>
+          <w:szCs w:val="16"/>
+        </w:rPr>
+      </w:pPr>
+    </w:p>
+    <w:p>
+      <w:pPr>
+        <w:jc w:val="both"/>
+        <w:rPr>
+          <w:rFonts w:ascii="Tahoma" w:eastAsia="Arial Unicode MS" w:hAnsi="Tahoma" w:cs="Tahoma"/>
+          <w:sz w:val="16"/>
+          <w:szCs w:val="16"/>
+        </w:rPr>
+      </w:pPr>
+    </w:p>
+    <w:p>
+      <w:pPr>
+        <w:ind w:right="60"/>
+        <w:jc w:val="both"/>
+        <w:rPr>
+          <w:rFonts w:ascii="Tahoma" w:eastAsia="Arial Unicode MS" w:hAnsi="Tahoma" w:cs="Tahoma"/>
+          <w:b/>
+          <w:sz w:val="16"/>
+          <w:szCs w:val="16"/>
+        </w:rPr>
+      </w:pPr>
+      <w:r>
+        <w:rPr>
+          <w:rFonts w:ascii="Tahoma" w:eastAsia="Arial Unicode MS" w:hAnsi="Tahoma" w:cs="Tahoma"/>
+          <w:b/>
+          <w:sz w:val="16"/>
+          <w:szCs w:val="16"/>
+        </w:rPr>
+        <w:t>CREDENCIANTE</w:t>
+      </w:r>
+      <w:r>
+        <w:rPr>
+          <w:rFonts w:ascii="Tahoma" w:eastAsia="Arial Unicode MS" w:hAnsi="Tahoma" w:cs="Tahoma"/>
+          <w:sz w:val="16"/>
+          <w:szCs w:val="16"/>
+        </w:rPr>
+        <w:t>:</w:t>
+      </w:r>
+      <w:r>
+        <w:rPr>
+          <w:rFonts w:ascii="Tahoma" w:eastAsia="Arial Unicode MS" w:hAnsi="Tahoma" w:cs="Tahoma"/>
+          <w:b/>
+          <w:sz w:val="16"/>
+          <w:szCs w:val="16"/>
+        </w:rPr>
+        <w:t xml:space="preserve"> PREFEITURA DO MUNICÍPIO DE SÃO PAULO, por meio do Departamento de Transportes Públicos - DTP da </w:t>
+      </w:r>
+      <w:r>
+        <w:rPr>
+          <w:rFonts w:ascii="Tahoma" w:eastAsia="Arial Unicode MS" w:hAnsi="Tahoma" w:cs="Tahoma"/>
+          <w:b/>
+          <w:sz w:val="16"/>
+          <w:szCs w:val="16"/>
+        </w:rPr>
+        <w:t>Secretaria Municipal de Mobilidade Urbana e Transporte – SMT</w:t>
+      </w:r>
+      <w:r>
+        <w:rPr>
+          <w:rFonts w:ascii="Tahoma" w:eastAsia="Arial Unicode MS" w:hAnsi="Tahoma" w:cs="Tahoma"/>
+          <w:b/>
+          <w:sz w:val="16"/>
+          <w:szCs w:val="16"/>
+        </w:rPr>
+        <w:t>.</w:t>
+      </w:r>
+    </w:p>
+    <w:p>
+      <w:pPr>
+        <w:jc w:val="both"/>
+        <w:rPr>
+          <w:rFonts w:ascii="Tahoma" w:eastAsia="Arial Unicode MS" w:hAnsi="Tahoma" w:cs="Tahoma"/>
+          <w:sz w:val="16"/>
+          <w:szCs w:val="16"/>
+        </w:rPr>
+      </w:pPr>
+    </w:p>
+    <w:p>
+      <w:pPr>
+        <w:jc w:val="both"/>
+        <w:rPr>
+          <w:rFonts w:ascii="Tahoma" w:eastAsia="Arial Unicode MS" w:hAnsi="Tahoma" w:cs="Tahoma"/>
+          <w:sz w:val="16"/>
+          <w:szCs w:val="16"/>
+        </w:rPr>
+      </w:pPr>
+    </w:p>
+    <w:p>
+      <w:pPr>
+        <w:jc w:val="both"/>
+        <w:rPr>
+          <w:rFonts w:ascii="Tahoma" w:eastAsia="Arial Unicode MS" w:hAnsi="Tahoma" w:cs="Tahoma"/>
+          <w:sz w:val="16"/>
+          <w:szCs w:val="16"/>
+        </w:rPr>
+      </w:pPr>
+      <w:r>
+        <w:rPr>
+          <w:rFonts w:ascii="Tahoma" w:eastAsia="Arial Unicode MS" w:hAnsi="Tahoma" w:cs="Tahoma"/>
+          <w:b/>
+          <w:sz w:val="16"/>
+          <w:szCs w:val="16"/>
+        </w:rPr>
+        <w:t>CREDENCIADO:</w:t>
+      </w:r>
+      <w:r>
+        <w:rPr>
+          <w:rFonts w:ascii="Tahoma" w:eastAsia="Arial Unicode MS" w:hAnsi="Tahoma" w:cs="Tahoma"/>
+          <w:b/>
+          <w:sz w:val="16"/>
+          <w:szCs w:val="16"/>
+        </w:rPr>
+        <w:t xml:space="preserve"> </w:t>
+      </w:r>
+      <w:r>
+        <w:rPr>
+          <w:rFonts w:ascii="Tahoma" w:eastAsia="Arial Unicode MS" w:hAnsi="Tahoma" w:cs="Tahoma"/>
+          <w:color w:val="000000" w:themeColor="text1"/>
+          <w:sz w:val="16"/>
+          <w:szCs w:val="16"/>
+        </w:rPr>
         <w:fldChar w:fldCharType="begin"/>
       </w:r>
       <w:r>
         <w:rPr>
           <w:rFonts w:ascii="Tahoma" w:eastAsia="Arial Unicode MS" w:hAnsi="Tahoma" w:cs="Tahoma"/>
-          <w:b/>
-          <w:sz w:val="16"/>
-          <w:szCs w:val="16"/>
-        </w:rPr>
-        <w:instrText xml:space="preserve"> MERGEFIELD Termo_de_adesao </w:instrText>
-      </w:r>
-      <w:r>
-        <w:rPr>
-          <w:rFonts w:ascii="Tahoma" w:eastAsia="Arial Unicode MS" w:hAnsi="Tahoma" w:cs="Tahoma"/>
-          <w:b/>
+          <w:color w:val="000000" w:themeColor="text1"/>
+          <w:sz w:val="16"/>
+          <w:szCs w:val="16"/>
+        </w:rPr>
+        <w:instrText xml:space="preserve"> MERGEFIELD Credenciado </w:instrText>
+      </w:r>
+      <w:r>
+        <w:rPr>
+          <w:rFonts w:ascii="Tahoma" w:eastAsia="Arial Unicode MS" w:hAnsi="Tahoma" w:cs="Tahoma"/>
+          <w:color w:val="000000" w:themeColor="text1"/>
           <w:sz w:val="16"/>
           <w:szCs w:val="16"/>
         </w:rPr>
@@ -80,182 +233,17 @@
       <w:r>
         <w:rPr>
           <w:rFonts w:ascii="Tahoma" w:eastAsia="Arial Unicode MS" w:hAnsi="Tahoma" w:cs="Tahoma"/>
-          <w:b/>
           <w:noProof/>
-          <w:sz w:val="16"/>
-          <w:szCs w:val="16"/>
-        </w:rPr>
-        <w:t>2026/0014659</w:t>
-      </w:r>
-      <w:r>
-        <w:rPr>
-          <w:rFonts w:ascii="Tahoma" w:eastAsia="Arial Unicode MS" w:hAnsi="Tahoma" w:cs="Tahoma"/>
-          <w:b/>
-          <w:sz w:val="16"/>
-          <w:szCs w:val="16"/>
-        </w:rPr>
-        <w:fldChar w:fldCharType="end"/>
-      </w:r>
-    </w:p>
-    <w:p>
-      <w:pPr>
-        <w:jc w:val="both"/>
-        <w:rPr>
-          <w:rFonts w:ascii="Tahoma" w:eastAsia="Arial Unicode MS" w:hAnsi="Tahoma" w:cs="Tahoma"/>
-          <w:sz w:val="16"/>
-          <w:szCs w:val="16"/>
-        </w:rPr>
-      </w:pPr>
-    </w:p>
-    <w:p>
-      <w:pPr>
-        <w:jc w:val="both"/>
-        <w:rPr>
-          <w:rFonts w:ascii="Tahoma" w:eastAsia="Arial Unicode MS" w:hAnsi="Tahoma" w:cs="Tahoma"/>
-          <w:sz w:val="16"/>
-          <w:szCs w:val="16"/>
-        </w:rPr>
-      </w:pPr>
-    </w:p>
-    <w:p>
-      <w:pPr>
-        <w:ind w:right="60"/>
-        <w:jc w:val="both"/>
-        <w:rPr>
-          <w:rFonts w:ascii="Tahoma" w:eastAsia="Arial Unicode MS" w:hAnsi="Tahoma" w:cs="Tahoma"/>
-          <w:b/>
-          <w:sz w:val="16"/>
-          <w:szCs w:val="16"/>
-        </w:rPr>
-      </w:pPr>
-      <w:r>
-        <w:rPr>
-          <w:rFonts w:ascii="Tahoma" w:eastAsia="Arial Unicode MS" w:hAnsi="Tahoma" w:cs="Tahoma"/>
-          <w:b/>
-          <w:sz w:val="16"/>
-          <w:szCs w:val="16"/>
-        </w:rPr>
-        <w:t>CREDENCIANTE</w:t>
-      </w:r>
-      <w:r>
-        <w:rPr>
-          <w:rFonts w:ascii="Tahoma" w:eastAsia="Arial Unicode MS" w:hAnsi="Tahoma" w:cs="Tahoma"/>
-          <w:sz w:val="16"/>
-          <w:szCs w:val="16"/>
-        </w:rPr>
-        <w:t>:</w:t>
-      </w:r>
-      <w:r>
-        <w:rPr>
-          <w:rFonts w:ascii="Tahoma" w:eastAsia="Arial Unicode MS" w:hAnsi="Tahoma" w:cs="Tahoma"/>
-          <w:b/>
-          <w:sz w:val="16"/>
-          <w:szCs w:val="16"/>
-        </w:rPr>
-        <w:t xml:space="preserve"> PREFEITURA DO MUNICÍPIO DE SÃO PAULO, por meio do Departamento de Transportes Públicos - DTP da </w:t>
-      </w:r>
-      <w:r>
-        <w:rPr>
-          <w:rFonts w:ascii="Tahoma" w:eastAsia="Arial Unicode MS" w:hAnsi="Tahoma" w:cs="Tahoma"/>
-          <w:b/>
-          <w:sz w:val="16"/>
-          <w:szCs w:val="16"/>
-        </w:rPr>
-        <w:t>Secretaria Municipal de Mobilidade Urbana e Transporte – SMT</w:t>
-      </w:r>
-      <w:r>
-        <w:rPr>
-          <w:rFonts w:ascii="Tahoma" w:eastAsia="Arial Unicode MS" w:hAnsi="Tahoma" w:cs="Tahoma"/>
-          <w:b/>
-          <w:sz w:val="16"/>
-          <w:szCs w:val="16"/>
-        </w:rPr>
-        <w:t>.</w:t>
-      </w:r>
-    </w:p>
-    <w:p>
-      <w:pPr>
-        <w:jc w:val="both"/>
-        <w:rPr>
-          <w:rFonts w:ascii="Tahoma" w:eastAsia="Arial Unicode MS" w:hAnsi="Tahoma" w:cs="Tahoma"/>
-          <w:sz w:val="16"/>
-          <w:szCs w:val="16"/>
-        </w:rPr>
-      </w:pPr>
-    </w:p>
-    <w:p>
-      <w:pPr>
-        <w:jc w:val="both"/>
-        <w:rPr>
-          <w:rFonts w:ascii="Tahoma" w:eastAsia="Arial Unicode MS" w:hAnsi="Tahoma" w:cs="Tahoma"/>
-          <w:sz w:val="16"/>
-          <w:szCs w:val="16"/>
-        </w:rPr>
-      </w:pPr>
-    </w:p>
-    <w:p>
-      <w:pPr>
-        <w:jc w:val="both"/>
-        <w:rPr>
-          <w:rFonts w:ascii="Tahoma" w:eastAsia="Arial Unicode MS" w:hAnsi="Tahoma" w:cs="Tahoma"/>
-          <w:sz w:val="16"/>
-          <w:szCs w:val="16"/>
-        </w:rPr>
-      </w:pPr>
-      <w:r>
-        <w:rPr>
-          <w:rFonts w:ascii="Tahoma" w:eastAsia="Arial Unicode MS" w:hAnsi="Tahoma" w:cs="Tahoma"/>
-          <w:b/>
-          <w:sz w:val="16"/>
-          <w:szCs w:val="16"/>
-        </w:rPr>
-        <w:t>CREDENCIADO:</w:t>
-      </w:r>
-      <w:r>
-        <w:rPr>
-          <w:rFonts w:ascii="Tahoma" w:eastAsia="Arial Unicode MS" w:hAnsi="Tahoma" w:cs="Tahoma"/>
-          <w:b/>
-          <w:sz w:val="16"/>
-          <w:szCs w:val="16"/>
-        </w:rPr>
-        <w:t xml:space="preserve"> </w:t>
-      </w:r>
-      <w:r>
-        <w:rPr>
-          <w:rFonts w:ascii="Tahoma" w:eastAsia="Arial Unicode MS" w:hAnsi="Tahoma" w:cs="Tahoma"/>
-          <w:sz w:val="16"/>
-          <w:szCs w:val="16"/>
-        </w:rPr>
-        <w:fldChar w:fldCharType="begin"/>
-      </w:r>
-      <w:r>
-        <w:rPr>
-          <w:rFonts w:ascii="Tahoma" w:eastAsia="Arial Unicode MS" w:hAnsi="Tahoma" w:cs="Tahoma"/>
-          <w:sz w:val="16"/>
-          <w:szCs w:val="16"/>
-        </w:rPr>
-        <w:instrText xml:space="preserve"> MERGEFIELD Credenciado </w:instrText>
-      </w:r>
-      <w:r>
-        <w:rPr>
-          <w:rFonts w:ascii="Tahoma" w:eastAsia="Arial Unicode MS" w:hAnsi="Tahoma" w:cs="Tahoma"/>
-          <w:sz w:val="16"/>
-          <w:szCs w:val="16"/>
-        </w:rPr>
-        <w:fldChar w:fldCharType="separate"/>
-      </w:r>
-      <w:r>
-        <w:rPr>
-          <w:rFonts w:ascii="Tahoma" w:eastAsia="Arial Unicode MS" w:hAnsi="Tahoma" w:cs="Tahoma"/>
-          <w:noProof/>
-          <w:sz w:val="16"/>
-          <w:szCs w:val="16"/>
-        </w:rPr>
-        <w:t>DJA TRANSPORTE ESCOLAR LTDA</w:t>
-      </w:r>
-      <w:r>
-        <w:rPr>
-          <w:rFonts w:ascii="Tahoma" w:eastAsia="Arial Unicode MS" w:hAnsi="Tahoma" w:cs="Tahoma"/>
+          <w:color w:val="000000" w:themeColor="text1"/>
+          <w:sz w:val="16"/>
+          <w:szCs w:val="16"/>
+        </w:rPr>
+        <w:t>&lt;termo/credenciado&gt;</w:t>
+      </w:r>
+      <w:r>
+        <w:rPr>
+          <w:rFonts w:ascii="Tahoma" w:eastAsia="Arial Unicode MS" w:hAnsi="Tahoma" w:cs="Tahoma"/>
+          <w:color w:val="000000" w:themeColor="text1"/>
           <w:sz w:val="16"/>
           <w:szCs w:val="16"/>
         </w:rPr>
